--- a/Prueba Técnica Castores.docx
+++ b/Prueba Técnica Castores.docx
@@ -3,32 +3,70 @@
 <w:document xmlns:wpc="http://schemas.microsoft.com/office/word/2010/wordprocessingCanvas" xmlns:cx="http://schemas.microsoft.com/office/drawing/2014/chartex" xmlns:cx1="http://schemas.microsoft.com/office/drawing/2015/9/8/chartex" xmlns:cx2="http://schemas.microsoft.com/office/drawing/2015/10/21/chartex" xmlns:cx3="http://schemas.microsoft.com/office/drawing/2016/5/9/chartex" xmlns:cx4="http://schemas.microsoft.com/office/drawing/2016/5/10/chartex" xmlns:cx5="http://schemas.microsoft.com/office/drawing/2016/5/11/chartex" xmlns:cx6="http://schemas.microsoft.com/office/drawing/2016/5/12/chartex" xmlns:cx7="http://schemas.microsoft.com/office/drawing/2016/5/13/chartex" xmlns:cx8="http://schemas.microsoft.com/office/drawing/2016/5/14/chartex" xmlns:mc="http://schemas.openxmlformats.org/markup-compatibility/2006" xmlns:aink="http://schemas.microsoft.com/office/drawing/2016/ink" xmlns:am3d="http://schemas.microsoft.com/office/drawing/2017/model3d" xmlns:o="urn:schemas-microsoft-com:office:office" xmlns:oel="http://schemas.microsoft.com/office/2019/extlst" xmlns:r="http://schemas.openxmlformats.org/officeDocument/2006/relationships" xmlns:m="http://schemas.openxmlformats.org/officeDocument/2006/math" xmlns:v="urn:schemas-microsoft-com:vml" xmlns:wp14="http://schemas.microsoft.com/office/word/2010/wordprocessingDrawing" xmlns:wp="http://schemas.openxmlformats.org/drawingml/2006/wordprocessingDrawing" xmlns:w10="urn:schemas-microsoft-com:office:word" xmlns:w="http://schemas.openxmlformats.org/wordprocessingml/2006/main" xmlns:w14="http://schemas.microsoft.com/office/word/2010/wordml" xmlns:w15="http://schemas.microsoft.com/office/word/2012/wordml" xmlns:w16cei="http://schemas.microsoft.com/office/word/2026/wordml/cei" xmlns:w16cex="http://schemas.microsoft.com/office/word/2018/wordml/cex" xmlns:w16cid="http://schemas.microsoft.com/office/word/2016/wordml/cid" xmlns:w16="http://schemas.microsoft.com/office/word/2018/wordml" xmlns:w16du="http://schemas.microsoft.com/office/word/2023/wordml/word16du" xmlns:w16sdtdh="http://schemas.microsoft.com/office/word/2020/wordml/sdtdatahash" xmlns:w16sdtfl="http://schemas.microsoft.com/office/word/2024/wordml/sdtformatlock" xmlns:w16se="http://schemas.microsoft.com/office/word/2015/wordml/symex" xmlns:wpg="http://schemas.microsoft.com/office/word/2010/wordprocessingGroup" xmlns:wpi="http://schemas.microsoft.com/office/word/2010/wordprocessingInk" xmlns:wne="http://schemas.microsoft.com/office/word/2006/wordml" xmlns:wps="http://schemas.microsoft.com/office/word/2010/wordprocessingShape" mc:Ignorable="w14 w15 w16se w16cid w16 w16cex w16sdtdh w16sdtfl w16du wp14">
   <w:body>
     <w:p>
+      <w:pPr>
+        <w:jc w:val="right"/>
+      </w:pPr>
+      <w:r>
+        <w:t>1</w:t>
+      </w:r>
+      <w:r>
+        <w:t>7</w:t>
+      </w:r>
+      <w:r>
+        <w:t>/08/2026</w:t>
+      </w:r>
+    </w:p>
+    <w:p>
+      <w:pPr>
+        <w:rPr>
+          <w:b/>
+          <w:bCs/>
+        </w:rPr>
+      </w:pPr>
+      <w:r>
+        <w:rPr>
+          <w:b/>
+          <w:bCs/>
+        </w:rPr>
+        <w:t xml:space="preserve">Prueba Técnica Castores </w:t>
+      </w:r>
+    </w:p>
+    <w:p>
+      <w:r>
+        <w:t xml:space="preserve">Hecha por </w:t>
+      </w:r>
       <w:r>
         <w:t>Alejandro Cid Castellanos Varela</w:t>
       </w:r>
-      <w:r>
-        <w:br/>
-        <w:t xml:space="preserve">Prueba Técnica Castores </w:t>
-      </w:r>
-    </w:p>
-    <w:p>
-      <w:r>
-        <w:t>14/08/2026</w:t>
-      </w:r>
     </w:p>
     <w:p/>
     <w:p>
-      <w:r>
+      <w:pPr>
+        <w:spacing w:line="360" w:lineRule="auto"/>
+        <w:rPr>
+          <w:b/>
+          <w:bCs/>
+        </w:rPr>
+      </w:pPr>
+      <w:r>
+        <w:rPr>
+          <w:b/>
+          <w:bCs/>
+        </w:rPr>
         <w:t>1. CONOCIMIENTOS SQL</w:t>
       </w:r>
     </w:p>
     <w:p>
+      <w:pPr>
+        <w:spacing w:line="360" w:lineRule="auto"/>
+      </w:pPr>
       <w:r>
         <w:t>1.1) Describe el funcionamiento general de la sentencia JOIN.</w:t>
       </w:r>
     </w:p>
     <w:p>
       <w:pPr>
+        <w:spacing w:line="360" w:lineRule="auto"/>
         <w:jc w:val="both"/>
       </w:pPr>
       <w:r>
@@ -40,16 +78,11 @@
       </w:r>
     </w:p>
     <w:p>
-      <w:r>
-        <w:t xml:space="preserve">1.2) ¿Cuáles son los tipos de JOIN y cuál es el funcionamiento de </w:t>
-      </w:r>
-      <w:proofErr w:type="gramStart"/>
-      <w:r>
-        <w:t>los mismos</w:t>
-      </w:r>
-      <w:proofErr w:type="gramEnd"/>
-      <w:r>
-        <w:t>?</w:t>
+      <w:pPr>
+        <w:spacing w:line="360" w:lineRule="auto"/>
+      </w:pPr>
+      <w:r>
+        <w:t>1.2) ¿Cuáles son los tipos de JOIN y cuál es el funcionamiento de los mismos?</w:t>
       </w:r>
     </w:p>
     <w:p>
@@ -59,6 +92,7 @@
           <w:ilvl w:val="0"/>
           <w:numId w:val="3"/>
         </w:numPr>
+        <w:spacing w:line="360" w:lineRule="auto"/>
         <w:jc w:val="both"/>
       </w:pPr>
       <w:proofErr w:type="spellStart"/>
@@ -88,6 +122,7 @@
           <w:ilvl w:val="0"/>
           <w:numId w:val="3"/>
         </w:numPr>
+        <w:spacing w:line="360" w:lineRule="auto"/>
         <w:jc w:val="both"/>
       </w:pPr>
       <w:r>
@@ -120,6 +155,7 @@
           <w:ilvl w:val="0"/>
           <w:numId w:val="1"/>
         </w:numPr>
+        <w:spacing w:line="360" w:lineRule="auto"/>
         <w:jc w:val="both"/>
       </w:pPr>
       <w:r>
@@ -152,6 +188,7 @@
           <w:ilvl w:val="0"/>
           <w:numId w:val="1"/>
         </w:numPr>
+        <w:spacing w:line="360" w:lineRule="auto"/>
         <w:jc w:val="both"/>
       </w:pPr>
       <w:r>
@@ -178,12 +215,16 @@
       </w:r>
     </w:p>
     <w:p>
+      <w:pPr>
+        <w:spacing w:line="360" w:lineRule="auto"/>
+      </w:pPr>
       <w:r>
         <w:t>1.3) ¿Cuál el funcionamiento general de los TRIGGER y qué propósito tienen?</w:t>
       </w:r>
     </w:p>
     <w:p>
       <w:pPr>
+        <w:spacing w:line="360" w:lineRule="auto"/>
         <w:jc w:val="both"/>
       </w:pPr>
       <w:r>
@@ -192,12 +233,19 @@
       </w:r>
     </w:p>
     <w:p>
+      <w:pPr>
+        <w:spacing w:line="360" w:lineRule="auto"/>
+      </w:pPr>
       <w:r>
         <w:t>1.4) ¿Qué es y para qué sirve un STORED PROCEDURE</w:t>
       </w:r>
-    </w:p>
-    <w:p>
-      <w:pPr>
+      <w:r>
+        <w:t>?</w:t>
+      </w:r>
+    </w:p>
+    <w:p>
+      <w:pPr>
+        <w:spacing w:line="360" w:lineRule="auto"/>
         <w:jc w:val="both"/>
       </w:pPr>
       <w:r>
@@ -222,31 +270,42 @@
       </w:r>
     </w:p>
     <w:p>
+      <w:pPr>
+        <w:spacing w:line="360" w:lineRule="auto"/>
+      </w:pPr>
       <w:r>
         <w:br w:type="page"/>
       </w:r>
     </w:p>
     <w:p>
+      <w:pPr>
+        <w:spacing w:line="360" w:lineRule="auto"/>
+      </w:pPr>
       <w:r>
         <w:lastRenderedPageBreak/>
         <w:t>Hacer las consultas necesarias para:</w:t>
       </w:r>
     </w:p>
     <w:p>
+      <w:pPr>
+        <w:spacing w:line="360" w:lineRule="auto"/>
+      </w:pPr>
       <w:r>
         <w:t>1.5) Traer todos los productos que tengan una venta.</w:t>
       </w:r>
     </w:p>
     <w:p>
+      <w:pPr>
+        <w:spacing w:line="360" w:lineRule="auto"/>
+      </w:pPr>
       <w:r>
         <w:tab/>
-      </w:r>
-      <w:r>
         <w:t>SELECT * FROM productos</w:t>
       </w:r>
     </w:p>
     <w:p>
       <w:pPr>
+        <w:spacing w:line="360" w:lineRule="auto"/>
         <w:ind w:left="708"/>
       </w:pPr>
       <w:r>
@@ -263,6 +322,7 @@
     </w:p>
     <w:p>
       <w:pPr>
+        <w:spacing w:line="360" w:lineRule="auto"/>
         <w:ind w:left="708"/>
       </w:pPr>
       <w:r>
@@ -279,6 +339,7 @@
     </w:p>
     <w:p>
       <w:pPr>
+        <w:spacing w:line="360" w:lineRule="auto"/>
         <w:ind w:left="708"/>
       </w:pPr>
       <w:r>
@@ -287,6 +348,7 @@
     </w:p>
     <w:p>
       <w:pPr>
+        <w:spacing w:line="360" w:lineRule="auto"/>
         <w:ind w:left="708"/>
       </w:pPr>
       <w:r>
@@ -294,15 +356,19 @@
       </w:r>
     </w:p>
     <w:p>
+      <w:pPr>
+        <w:spacing w:line="360" w:lineRule="auto"/>
+      </w:pPr>
       <w:r>
         <w:t>1.6) Traer todos los productos que tengan ventas y la cantidad total de productos vendidos.</w:t>
       </w:r>
     </w:p>
     <w:p>
+      <w:pPr>
+        <w:spacing w:line="360" w:lineRule="auto"/>
+      </w:pPr>
       <w:r>
         <w:tab/>
-      </w:r>
-      <w:r>
         <w:t xml:space="preserve">SELECT </w:t>
       </w:r>
       <w:proofErr w:type="spellStart"/>
@@ -348,6 +414,7 @@
     </w:p>
     <w:p>
       <w:pPr>
+        <w:spacing w:line="360" w:lineRule="auto"/>
         <w:ind w:left="708"/>
       </w:pPr>
       <w:r>
@@ -356,6 +423,7 @@
     </w:p>
     <w:p>
       <w:pPr>
+        <w:spacing w:line="360" w:lineRule="auto"/>
         <w:ind w:left="708"/>
       </w:pPr>
       <w:r>
@@ -381,6 +449,7 @@
     </w:p>
     <w:p>
       <w:pPr>
+        <w:spacing w:line="360" w:lineRule="auto"/>
         <w:ind w:left="708"/>
       </w:pPr>
       <w:r>
@@ -401,180 +470,188 @@
       </w:r>
     </w:p>
     <w:p>
-      <w:r>
-        <w:t>1.7) Traer todos los productos (independientemente de si tienen ventas o no) y la suma total ($) vendida por</w:t>
+      <w:pPr>
+        <w:spacing w:line="360" w:lineRule="auto"/>
+      </w:pPr>
+      <w:r>
+        <w:t xml:space="preserve">1.7) </w:t>
+      </w:r>
+      <w:r>
+        <w:t>Traer todos</w:t>
+      </w:r>
+      <w:r>
+        <w:t xml:space="preserve"> los productos (independientemente de si tienen ventas o no) y la suma total ($) vendida por producto.</w:t>
+      </w:r>
+    </w:p>
+    <w:p>
+      <w:pPr>
+        <w:spacing w:line="360" w:lineRule="auto"/>
+      </w:pPr>
+      <w:r>
+        <w:tab/>
+        <w:t xml:space="preserve">SELECT </w:t>
+      </w:r>
+      <w:proofErr w:type="spellStart"/>
+      <w:proofErr w:type="gramStart"/>
+      <w:r>
+        <w:t>p.idProducto</w:t>
+      </w:r>
+      <w:proofErr w:type="spellEnd"/>
+      <w:proofErr w:type="gramEnd"/>
+      <w:r>
+        <w:t>,</w:t>
+      </w:r>
+    </w:p>
+    <w:p>
+      <w:pPr>
+        <w:spacing w:line="360" w:lineRule="auto"/>
+        <w:ind w:firstLine="708"/>
+      </w:pPr>
+      <w:r>
+        <w:t xml:space="preserve">   </w:t>
       </w:r>
       <w:r>
         <w:t xml:space="preserve"> </w:t>
       </w:r>
-      <w:r>
-        <w:t>producto.</w:t>
-      </w:r>
-    </w:p>
-    <w:p>
-      <w:r>
-        <w:tab/>
-      </w:r>
-      <w:r>
-        <w:t xml:space="preserve">SELECT </w:t>
-      </w:r>
       <w:proofErr w:type="spellStart"/>
       <w:proofErr w:type="gramStart"/>
       <w:r>
+        <w:t>p.nombre</w:t>
+      </w:r>
+      <w:proofErr w:type="spellEnd"/>
+      <w:proofErr w:type="gramEnd"/>
+      <w:r>
+        <w:t xml:space="preserve">, </w:t>
+      </w:r>
+    </w:p>
+    <w:p>
+      <w:pPr>
+        <w:spacing w:line="360" w:lineRule="auto"/>
+        <w:ind w:firstLine="708"/>
+      </w:pPr>
+      <w:r>
+        <w:t xml:space="preserve">    </w:t>
+      </w:r>
+      <w:proofErr w:type="spellStart"/>
+      <w:proofErr w:type="gramStart"/>
+      <w:r>
+        <w:t>p.precio</w:t>
+      </w:r>
+      <w:proofErr w:type="spellEnd"/>
+      <w:proofErr w:type="gramEnd"/>
+      <w:r>
+        <w:t xml:space="preserve">, </w:t>
+      </w:r>
+    </w:p>
+    <w:p>
+      <w:pPr>
+        <w:spacing w:line="360" w:lineRule="auto"/>
+        <w:ind w:firstLine="708"/>
+      </w:pPr>
+      <w:r>
+        <w:t xml:space="preserve">    </w:t>
+      </w:r>
+      <w:proofErr w:type="gramStart"/>
+      <w:r>
+        <w:t>sum(</w:t>
+      </w:r>
+      <w:proofErr w:type="gramEnd"/>
+      <w:r>
+        <w:t>COALESCE(</w:t>
+      </w:r>
+      <w:proofErr w:type="gramStart"/>
+      <w:r>
+        <w:t>v.cantidad</w:t>
+      </w:r>
+      <w:proofErr w:type="gramEnd"/>
+      <w:r>
+        <w:t xml:space="preserve">,0)) AS cantidad, </w:t>
+      </w:r>
+    </w:p>
+    <w:p>
+      <w:pPr>
+        <w:spacing w:line="360" w:lineRule="auto"/>
+        <w:ind w:firstLine="708"/>
+      </w:pPr>
+      <w:r>
+        <w:t xml:space="preserve">    </w:t>
+      </w:r>
+      <w:proofErr w:type="spellStart"/>
+      <w:proofErr w:type="gramStart"/>
+      <w:r>
+        <w:t>p.precio</w:t>
+      </w:r>
+      <w:proofErr w:type="spellEnd"/>
+      <w:proofErr w:type="gramEnd"/>
+      <w:r>
+        <w:t xml:space="preserve"> * </w:t>
+      </w:r>
+      <w:proofErr w:type="gramStart"/>
+      <w:r>
+        <w:t>sum(COALESCE(</w:t>
+      </w:r>
+      <w:proofErr w:type="spellStart"/>
+      <w:r>
+        <w:t>v.cantidad</w:t>
+      </w:r>
+      <w:proofErr w:type="spellEnd"/>
+      <w:proofErr w:type="gramEnd"/>
+      <w:r>
+        <w:t xml:space="preserve">, 0)) AS </w:t>
+      </w:r>
+      <w:proofErr w:type="spellStart"/>
+      <w:r>
+        <w:t>Total_Vendido</w:t>
+      </w:r>
+      <w:proofErr w:type="spellEnd"/>
+    </w:p>
+    <w:p>
+      <w:pPr>
+        <w:spacing w:line="360" w:lineRule="auto"/>
+        <w:ind w:firstLine="708"/>
+      </w:pPr>
+      <w:r>
+        <w:t xml:space="preserve">FROM productos p </w:t>
+      </w:r>
+    </w:p>
+    <w:p>
+      <w:pPr>
+        <w:spacing w:line="360" w:lineRule="auto"/>
+        <w:ind w:firstLine="708"/>
+      </w:pPr>
+      <w:r>
+        <w:t xml:space="preserve">LEFT JOIN ventas v ON </w:t>
+      </w:r>
+      <w:proofErr w:type="spellStart"/>
+      <w:proofErr w:type="gramStart"/>
+      <w:r>
         <w:t>p.idProducto</w:t>
       </w:r>
       <w:proofErr w:type="spellEnd"/>
       <w:proofErr w:type="gramEnd"/>
       <w:r>
-        <w:t>,</w:t>
-      </w:r>
-    </w:p>
-    <w:p>
-      <w:pPr>
+        <w:t xml:space="preserve"> = </w:t>
+      </w:r>
+      <w:proofErr w:type="spellStart"/>
+      <w:proofErr w:type="gramStart"/>
+      <w:r>
+        <w:t>v.idProducto</w:t>
+      </w:r>
+      <w:proofErr w:type="spellEnd"/>
+      <w:proofErr w:type="gramEnd"/>
+    </w:p>
+    <w:p>
+      <w:pPr>
+        <w:spacing w:line="360" w:lineRule="auto"/>
         <w:ind w:firstLine="708"/>
       </w:pPr>
       <w:r>
-        <w:t xml:space="preserve">   </w:t>
-      </w:r>
-      <w:r>
-        <w:t xml:space="preserve"> </w:t>
+        <w:t xml:space="preserve">GROUP BY </w:t>
       </w:r>
       <w:proofErr w:type="spellStart"/>
       <w:proofErr w:type="gramStart"/>
       <w:r>
-        <w:t>p.nombre</w:t>
-      </w:r>
-      <w:proofErr w:type="spellEnd"/>
-      <w:proofErr w:type="gramEnd"/>
-      <w:r>
-        <w:t xml:space="preserve">, </w:t>
-      </w:r>
-    </w:p>
-    <w:p>
-      <w:pPr>
-        <w:ind w:firstLine="708"/>
-      </w:pPr>
-      <w:r>
-        <w:t xml:space="preserve">    </w:t>
-      </w:r>
-      <w:proofErr w:type="spellStart"/>
-      <w:proofErr w:type="gramStart"/>
-      <w:r>
-        <w:t>p.precio</w:t>
-      </w:r>
-      <w:proofErr w:type="spellEnd"/>
-      <w:proofErr w:type="gramEnd"/>
-      <w:r>
-        <w:t xml:space="preserve">, </w:t>
-      </w:r>
-    </w:p>
-    <w:p>
-      <w:pPr>
-        <w:ind w:firstLine="708"/>
-      </w:pPr>
-      <w:r>
-        <w:t xml:space="preserve">    </w:t>
-      </w:r>
-      <w:proofErr w:type="gramStart"/>
-      <w:r>
-        <w:t>sum(</w:t>
-      </w:r>
-      <w:proofErr w:type="gramEnd"/>
-      <w:r>
-        <w:t>COALESCE(</w:t>
-      </w:r>
-      <w:proofErr w:type="gramStart"/>
-      <w:r>
-        <w:t>v.cantidad</w:t>
-      </w:r>
-      <w:proofErr w:type="gramEnd"/>
-      <w:r>
-        <w:t xml:space="preserve">,0)) AS cantidad, </w:t>
-      </w:r>
-    </w:p>
-    <w:p>
-      <w:pPr>
-        <w:ind w:firstLine="708"/>
-      </w:pPr>
-      <w:r>
-        <w:t xml:space="preserve">    </w:t>
-      </w:r>
-      <w:proofErr w:type="spellStart"/>
-      <w:proofErr w:type="gramStart"/>
-      <w:r>
-        <w:t>p.precio</w:t>
-      </w:r>
-      <w:proofErr w:type="spellEnd"/>
-      <w:proofErr w:type="gramEnd"/>
-      <w:r>
-        <w:t xml:space="preserve"> * </w:t>
-      </w:r>
-      <w:proofErr w:type="gramStart"/>
-      <w:r>
-        <w:t>sum(COALESCE(</w:t>
-      </w:r>
-      <w:proofErr w:type="spellStart"/>
-      <w:r>
-        <w:t>v.cantidad</w:t>
-      </w:r>
-      <w:proofErr w:type="spellEnd"/>
-      <w:proofErr w:type="gramEnd"/>
-      <w:r>
-        <w:t xml:space="preserve">, 0)) AS </w:t>
-      </w:r>
-      <w:proofErr w:type="spellStart"/>
-      <w:r>
-        <w:t>Total_Vendido</w:t>
-      </w:r>
-      <w:proofErr w:type="spellEnd"/>
-    </w:p>
-    <w:p>
-      <w:pPr>
-        <w:ind w:firstLine="708"/>
-      </w:pPr>
-      <w:r>
-        <w:t xml:space="preserve">FROM productos p </w:t>
-      </w:r>
-    </w:p>
-    <w:p>
-      <w:pPr>
-        <w:ind w:firstLine="708"/>
-      </w:pPr>
-      <w:r>
-        <w:t xml:space="preserve">LEFT JOIN ventas v ON </w:t>
-      </w:r>
-      <w:proofErr w:type="spellStart"/>
-      <w:proofErr w:type="gramStart"/>
-      <w:r>
         <w:t>p.idProducto</w:t>
-      </w:r>
-      <w:proofErr w:type="spellEnd"/>
-      <w:proofErr w:type="gramEnd"/>
-      <w:r>
-        <w:t xml:space="preserve"> = </w:t>
-      </w:r>
-      <w:proofErr w:type="spellStart"/>
-      <w:proofErr w:type="gramStart"/>
-      <w:r>
-        <w:t>v.idProducto</w:t>
-      </w:r>
-      <w:proofErr w:type="spellEnd"/>
-      <w:proofErr w:type="gramEnd"/>
-    </w:p>
-    <w:p>
-      <w:pPr>
-        <w:ind w:firstLine="708"/>
-      </w:pPr>
-      <w:r>
-        <w:t xml:space="preserve">GROUP BY </w:t>
-      </w:r>
-      <w:proofErr w:type="spellStart"/>
-      <w:proofErr w:type="gramStart"/>
-      <w:r>
-        <w:t>p.</w:t>
-      </w:r>
-      <w:r>
-        <w:t>idProducto</w:t>
       </w:r>
       <w:proofErr w:type="spellEnd"/>
       <w:proofErr w:type="gramEnd"/>
@@ -1547,6 +1624,7 @@
   <w:style w:type="character" w:default="1" w:styleId="Fuentedeprrafopredeter">
     <w:name w:val="Default Paragraph Font"/>
     <w:uiPriority w:val="1"/>
+    <w:semiHidden/>
     <w:unhideWhenUsed/>
   </w:style>
   <w:style w:type="table" w:default="1" w:styleId="Tablanormal">
